--- a/reports/practice_report.docx
+++ b/reports/practice_report.docx
@@ -377,6 +377,12 @@
     </w:p>
     <w:sdt>
       <w:sdtPr>
+        <w:rPr>
+          <w:rFonts w:eastAsiaTheme="minorEastAsia" w:cstheme="minorBidi"/>
+          <w:b w:val="0"/>
+          <w:bCs w:val="0"/>
+          <w:szCs w:val="22"/>
+        </w:rPr>
         <w:id w:val="-292450811"/>
         <w:docPartObj>
           <w:docPartGallery w:val="Table of Contents"/>
@@ -385,9 +391,7 @@
       </w:sdtPr>
       <w:sdtEndPr>
         <w:rPr>
-          <w:rFonts w:eastAsiaTheme="minorEastAsia" w:cstheme="minorBidi"/>
           <w:noProof/>
-          <w:szCs w:val="22"/>
         </w:rPr>
       </w:sdtEndPr>
       <w:sdtContent>
@@ -494,23 +498,7 @@
                 <w:noProof/>
                 <w:lang w:val="ru-RU"/>
               </w:rPr>
-              <w:t>1 Общая инф</w:t>
-            </w:r>
-            <w:r>
-              <w:rPr>
-                <w:rStyle w:val="Hyperlink"/>
-                <w:noProof/>
-                <w:lang w:val="ru-RU"/>
-              </w:rPr>
-              <w:t>о</w:t>
-            </w:r>
-            <w:r>
-              <w:rPr>
-                <w:rStyle w:val="Hyperlink"/>
-                <w:noProof/>
-                <w:lang w:val="ru-RU"/>
-              </w:rPr>
-              <w:t>рмация о проекте</w:t>
+              <w:t>1 Общая информация о проекте</w:t>
             </w:r>
             <w:r>
               <w:rPr>
@@ -717,23 +705,7 @@
                 <w:noProof/>
                 <w:lang w:val="ru-RU"/>
               </w:rPr>
-              <w:t>2 Общая характерист</w:t>
-            </w:r>
-            <w:r>
-              <w:rPr>
-                <w:rStyle w:val="Hyperlink"/>
-                <w:noProof/>
-                <w:lang w:val="ru-RU"/>
-              </w:rPr>
-              <w:t>и</w:t>
-            </w:r>
-            <w:r>
-              <w:rPr>
-                <w:rStyle w:val="Hyperlink"/>
-                <w:noProof/>
-                <w:lang w:val="ru-RU"/>
-              </w:rPr>
-              <w:t>ка деятельности организации</w:t>
+              <w:t>2 Общая характеристика деятельности организации</w:t>
             </w:r>
             <w:r>
               <w:rPr>
@@ -871,23 +843,7 @@
                 <w:noProof/>
                 <w:lang w:val="ru-RU"/>
               </w:rPr>
-              <w:t>2.2 Организ</w:t>
-            </w:r>
-            <w:r>
-              <w:rPr>
-                <w:rStyle w:val="Hyperlink"/>
-                <w:noProof/>
-                <w:lang w:val="ru-RU"/>
-              </w:rPr>
-              <w:t>а</w:t>
-            </w:r>
-            <w:r>
-              <w:rPr>
-                <w:rStyle w:val="Hyperlink"/>
-                <w:noProof/>
-                <w:lang w:val="ru-RU"/>
-              </w:rPr>
-              <w:t>ционная структура</w:t>
+              <w:t>2.2 Организационная структура</w:t>
             </w:r>
             <w:r>
               <w:rPr>
@@ -1163,39 +1119,7 @@
                 <w:noProof/>
                 <w:lang w:val="ru-RU"/>
               </w:rPr>
-              <w:t>ЗАКЛ</w:t>
-            </w:r>
-            <w:r>
-              <w:rPr>
-                <w:rStyle w:val="Hyperlink"/>
-                <w:noProof/>
-                <w:lang w:val="ru-RU"/>
-              </w:rPr>
-              <w:t>Ю</w:t>
-            </w:r>
-            <w:r>
-              <w:rPr>
-                <w:rStyle w:val="Hyperlink"/>
-                <w:noProof/>
-                <w:lang w:val="ru-RU"/>
-              </w:rPr>
-              <w:t>ЧЕ</w:t>
-            </w:r>
-            <w:r>
-              <w:rPr>
-                <w:rStyle w:val="Hyperlink"/>
-                <w:noProof/>
-                <w:lang w:val="ru-RU"/>
-              </w:rPr>
-              <w:t>Н</w:t>
-            </w:r>
-            <w:r>
-              <w:rPr>
-                <w:rStyle w:val="Hyperlink"/>
-                <w:noProof/>
-                <w:lang w:val="ru-RU"/>
-              </w:rPr>
-              <w:t>ИЕ</w:t>
+              <w:t>ЗАКЛЮЧЕНИЕ</w:t>
             </w:r>
             <w:r>
               <w:rPr>
@@ -1490,6 +1414,9 @@
     <w:p>
       <w:pPr>
         <w:pStyle w:val="Heading4"/>
+        <w:rPr>
+          <w:lang w:val="ru-RU"/>
+        </w:rPr>
       </w:pPr>
       <w:r>
         <w:rPr>
@@ -1536,7 +1463,13 @@
         <w:t>.</w:t>
       </w:r>
     </w:p>
-    <w:p/>
+    <w:p>
+      <w:pPr>
+        <w:rPr>
+          <w:lang w:val="ru-RU"/>
+        </w:rPr>
+      </w:pPr>
+    </w:p>
     <w:p>
       <w:pPr>
         <w:pStyle w:val="Heading2"/>
@@ -2023,6 +1956,7 @@
         <w:rPr>
           <w:lang w:val="ru-RU"/>
         </w:rPr>
+        <w:lastRenderedPageBreak/>
         <w:t>3 Описание задания по проектной практике</w:t>
       </w:r>
       <w:bookmarkEnd w:id="8"/>
@@ -2298,6 +2232,112 @@
     </w:p>
     <w:p>
       <w:pPr>
+        <w:pStyle w:val="Heading4"/>
+        <w:rPr>
+          <w:lang w:val="ru-RU"/>
+        </w:rPr>
+      </w:pPr>
+      <w:r>
+        <w:rPr>
+          <w:lang w:val="ru-RU"/>
+        </w:rPr>
+        <w:t xml:space="preserve">Также в рамках обязательной части практики были подготовлены отдельные </w:t>
+      </w:r>
+      <w:r>
+        <w:t>Markdown</w:t>
+      </w:r>
+      <w:r>
+        <w:rPr>
+          <w:lang w:val="ru-RU"/>
+        </w:rPr>
+        <w:t xml:space="preserve">-отчёты по ознакомлению с большими языковыми моделями и по взаимодействию с организацией-партнёром. Отчёт по </w:t>
+      </w:r>
+      <w:r>
+        <w:t>LLM</w:t>
+      </w:r>
+      <w:r>
+        <w:rPr>
+          <w:lang w:val="ru-RU"/>
+        </w:rPr>
+        <w:t xml:space="preserve"> размещён в файле </w:t>
+      </w:r>
+      <w:r>
+        <w:t>docs</w:t>
+      </w:r>
+      <w:r>
+        <w:rPr>
+          <w:lang w:val="ru-RU"/>
+        </w:rPr>
+        <w:t>/</w:t>
+      </w:r>
+      <w:proofErr w:type="spellStart"/>
+      <w:r>
+        <w:t>llm</w:t>
+      </w:r>
+      <w:proofErr w:type="spellEnd"/>
+      <w:r>
+        <w:rPr>
+          <w:lang w:val="ru-RU"/>
+        </w:rPr>
+        <w:t>_</w:t>
+      </w:r>
+      <w:r>
+        <w:t>report</w:t>
+      </w:r>
+      <w:r>
+        <w:rPr>
+          <w:lang w:val="ru-RU"/>
+        </w:rPr>
+        <w:t>.</w:t>
+      </w:r>
+      <w:r>
+        <w:t>md</w:t>
+      </w:r>
+      <w:r>
+        <w:rPr>
+          <w:lang w:val="ru-RU"/>
+        </w:rPr>
+        <w:t xml:space="preserve">. Отчёт о взаимодействии с партнёром размещён в файле </w:t>
+      </w:r>
+      <w:r>
+        <w:t>docs</w:t>
+      </w:r>
+      <w:r>
+        <w:rPr>
+          <w:lang w:val="ru-RU"/>
+        </w:rPr>
+        <w:t>/</w:t>
+      </w:r>
+      <w:r>
+        <w:t>partner</w:t>
+      </w:r>
+      <w:r>
+        <w:rPr>
+          <w:lang w:val="ru-RU"/>
+        </w:rPr>
+        <w:t>_</w:t>
+      </w:r>
+      <w:r>
+        <w:t>report</w:t>
+      </w:r>
+      <w:r>
+        <w:rPr>
+          <w:lang w:val="ru-RU"/>
+        </w:rPr>
+        <w:t>.</w:t>
+      </w:r>
+      <w:r>
+        <w:t>md</w:t>
+      </w:r>
+      <w:r>
+        <w:rPr>
+          <w:lang w:val="ru-RU"/>
+        </w:rPr>
+        <w:t>.</w:t>
+      </w:r>
+    </w:p>
+    <w:p>
+      <w:pPr>
         <w:spacing w:after="0" w:line="360" w:lineRule="auto"/>
         <w:jc w:val="both"/>
         <w:rPr>
@@ -2341,12 +2381,11 @@
         <w:pStyle w:val="Heading4"/>
         <w:numPr>
           <w:ilvl w:val="0"/>
-          <w:numId w:val="11"/>
+          <w:numId w:val="12"/>
         </w:numPr>
         <w:tabs>
           <w:tab w:val="left" w:pos="1134"/>
         </w:tabs>
-        <w:ind w:hanging="720"/>
         <w:rPr>
           <w:lang w:val="ru-RU"/>
         </w:rPr>
@@ -2430,12 +2469,11 @@
         <w:pStyle w:val="Heading4"/>
         <w:numPr>
           <w:ilvl w:val="0"/>
-          <w:numId w:val="11"/>
+          <w:numId w:val="12"/>
         </w:numPr>
         <w:tabs>
           <w:tab w:val="left" w:pos="1134"/>
         </w:tabs>
-        <w:ind w:hanging="720"/>
         <w:rPr>
           <w:lang w:val="ru-RU"/>
         </w:rPr>
@@ -2532,12 +2570,11 @@
         <w:pStyle w:val="Heading4"/>
         <w:numPr>
           <w:ilvl w:val="0"/>
-          <w:numId w:val="11"/>
+          <w:numId w:val="12"/>
         </w:numPr>
         <w:tabs>
           <w:tab w:val="left" w:pos="1134"/>
         </w:tabs>
-        <w:ind w:hanging="720"/>
         <w:rPr>
           <w:lang w:val="ru-RU"/>
         </w:rPr>
@@ -2612,15 +2649,30 @@
         <w:pStyle w:val="Heading4"/>
         <w:numPr>
           <w:ilvl w:val="0"/>
-          <w:numId w:val="11"/>
+          <w:numId w:val="12"/>
         </w:numPr>
         <w:tabs>
           <w:tab w:val="left" w:pos="1134"/>
         </w:tabs>
-        <w:ind w:hanging="720"/>
-      </w:pPr>
-      <w:r>
-        <w:t>документация в формате Markdown;</w:t>
+        <w:rPr>
+          <w:lang w:val="ru-RU"/>
+        </w:rPr>
+      </w:pPr>
+      <w:proofErr w:type="spellStart"/>
+      <w:r>
+        <w:t>документация</w:t>
+      </w:r>
+      <w:proofErr w:type="spellEnd"/>
+      <w:r>
+        <w:t xml:space="preserve"> в </w:t>
+      </w:r>
+      <w:proofErr w:type="spellStart"/>
+      <w:r>
+        <w:t>формате</w:t>
+      </w:r>
+      <w:proofErr w:type="spellEnd"/>
+      <w:r>
+        <w:t xml:space="preserve"> Markdown;</w:t>
       </w:r>
     </w:p>
     <w:p>
@@ -2628,12 +2680,184 @@
         <w:pStyle w:val="Heading4"/>
         <w:numPr>
           <w:ilvl w:val="0"/>
-          <w:numId w:val="11"/>
+          <w:numId w:val="12"/>
+        </w:numPr>
+        <w:rPr>
+          <w:lang w:val="ru-RU"/>
+        </w:rPr>
+      </w:pPr>
+      <w:r>
+        <w:rPr>
+          <w:lang w:val="ru-RU"/>
+        </w:rPr>
+        <w:t xml:space="preserve">отчёт об ознакомлении с </w:t>
+      </w:r>
+      <w:r>
+        <w:t>LLM</w:t>
+      </w:r>
+      <w:r>
+        <w:rPr>
+          <w:lang w:val="ru-RU"/>
+        </w:rPr>
+        <w:t xml:space="preserve"> в </w:t>
+      </w:r>
+      <w:r>
+        <w:t>docs</w:t>
+      </w:r>
+      <w:r>
+        <w:rPr>
+          <w:lang w:val="ru-RU"/>
+        </w:rPr>
+        <w:t>/</w:t>
+      </w:r>
+      <w:proofErr w:type="spellStart"/>
+      <w:r>
+        <w:t>llm</w:t>
+      </w:r>
+      <w:proofErr w:type="spellEnd"/>
+      <w:r>
+        <w:rPr>
+          <w:lang w:val="ru-RU"/>
+        </w:rPr>
+        <w:t>_</w:t>
+      </w:r>
+      <w:r>
+        <w:t>report</w:t>
+      </w:r>
+      <w:r>
+        <w:rPr>
+          <w:lang w:val="ru-RU"/>
+        </w:rPr>
+        <w:t>.</w:t>
+      </w:r>
+      <w:r>
+        <w:t>md</w:t>
+      </w:r>
+      <w:r>
+        <w:rPr>
+          <w:lang w:val="ru-RU"/>
+        </w:rPr>
+        <w:t>;</w:t>
+      </w:r>
+    </w:p>
+    <w:p>
+      <w:pPr>
+        <w:pStyle w:val="Heading4"/>
+        <w:numPr>
+          <w:ilvl w:val="0"/>
+          <w:numId w:val="12"/>
+        </w:numPr>
+        <w:rPr>
+          <w:lang w:val="ru-RU"/>
+        </w:rPr>
+      </w:pPr>
+      <w:r>
+        <w:rPr>
+          <w:lang w:val="ru-RU"/>
+        </w:rPr>
+        <w:t xml:space="preserve">отчёт о посещении бизнес-тренинга </w:t>
+      </w:r>
+      <w:r>
+        <w:t>Startup</w:t>
+      </w:r>
+      <w:r>
+        <w:rPr>
+          <w:lang w:val="ru-RU"/>
+        </w:rPr>
+        <w:t xml:space="preserve"> </w:t>
+      </w:r>
+      <w:r>
+        <w:t>Hub</w:t>
+      </w:r>
+      <w:r>
+        <w:rPr>
+          <w:lang w:val="ru-RU"/>
+        </w:rPr>
+        <w:t xml:space="preserve"> 11 мая 2026 года в </w:t>
+      </w:r>
+      <w:r>
+        <w:t>docs</w:t>
+      </w:r>
+      <w:r>
+        <w:rPr>
+          <w:lang w:val="ru-RU"/>
+        </w:rPr>
+        <w:t>/</w:t>
+      </w:r>
+      <w:r>
+        <w:t>partner</w:t>
+      </w:r>
+      <w:r>
+        <w:rPr>
+          <w:lang w:val="ru-RU"/>
+        </w:rPr>
+        <w:t>_</w:t>
+      </w:r>
+      <w:r>
+        <w:t>report</w:t>
+      </w:r>
+      <w:r>
+        <w:rPr>
+          <w:lang w:val="ru-RU"/>
+        </w:rPr>
+        <w:t>.</w:t>
+      </w:r>
+      <w:r>
+        <w:t>md</w:t>
+      </w:r>
+      <w:r>
+        <w:rPr>
+          <w:lang w:val="ru-RU"/>
+        </w:rPr>
+        <w:t>;</w:t>
+      </w:r>
+    </w:p>
+    <w:p>
+      <w:pPr>
+        <w:pStyle w:val="Heading4"/>
+        <w:numPr>
+          <w:ilvl w:val="0"/>
+          <w:numId w:val="12"/>
+        </w:numPr>
+        <w:rPr>
+          <w:lang w:val="ru-RU"/>
+        </w:rPr>
+      </w:pPr>
+      <w:r>
+        <w:rPr>
+          <w:lang w:val="ru-RU"/>
+        </w:rPr>
+        <w:t xml:space="preserve">фотографии с бизнес-тренинга в </w:t>
+      </w:r>
+      <w:r>
+        <w:t>docs</w:t>
+      </w:r>
+      <w:r>
+        <w:rPr>
+          <w:lang w:val="ru-RU"/>
+        </w:rPr>
+        <w:t>/</w:t>
+      </w:r>
+      <w:r>
+        <w:t>images</w:t>
+      </w:r>
+      <w:r>
+        <w:rPr>
+          <w:lang w:val="ru-RU"/>
+        </w:rPr>
+        <w:t>/.</w:t>
+      </w:r>
+    </w:p>
+    <w:p>
+      <w:pPr>
+        <w:pStyle w:val="Heading4"/>
+        <w:numPr>
+          <w:ilvl w:val="0"/>
+          <w:numId w:val="12"/>
         </w:numPr>
         <w:tabs>
           <w:tab w:val="left" w:pos="1134"/>
         </w:tabs>
-        <w:ind w:hanging="720"/>
         <w:rPr>
           <w:lang w:val="ru-RU"/>
         </w:rPr>
@@ -2690,12 +2914,11 @@
         <w:pStyle w:val="Heading4"/>
         <w:numPr>
           <w:ilvl w:val="0"/>
-          <w:numId w:val="11"/>
+          <w:numId w:val="12"/>
         </w:numPr>
         <w:tabs>
           <w:tab w:val="left" w:pos="1134"/>
         </w:tabs>
-        <w:ind w:hanging="720"/>
         <w:rPr>
           <w:lang w:val="ru-RU"/>
         </w:rPr>
@@ -2721,12 +2944,11 @@
         <w:pStyle w:val="Heading4"/>
         <w:numPr>
           <w:ilvl w:val="0"/>
-          <w:numId w:val="11"/>
+          <w:numId w:val="12"/>
         </w:numPr>
         <w:tabs>
           <w:tab w:val="left" w:pos="1134"/>
         </w:tabs>
-        <w:ind w:hanging="720"/>
       </w:pPr>
       <w:r>
         <w:t>итоговый отчет по практике.</w:t>
@@ -2852,6 +3074,27 @@
           <w:lang w:val="ru-RU"/>
         </w:rPr>
         <w:t>.</w:t>
+      </w:r>
+    </w:p>
+    <w:p>
+      <w:pPr>
+        <w:rPr>
+          <w:lang w:val="ru-RU"/>
+        </w:rPr>
+      </w:pPr>
+    </w:p>
+    <w:p>
+      <w:pPr>
+        <w:pStyle w:val="Heading4"/>
+        <w:rPr>
+          <w:lang w:val="ru-RU"/>
+        </w:rPr>
+      </w:pPr>
+      <w:r>
+        <w:rPr>
+          <w:lang w:val="ru-RU"/>
+        </w:rPr>
+        <w:tab/>
       </w:r>
     </w:p>
     <w:p>
@@ -3412,8 +3655,6 @@
         <w:ind w:firstLine="709"/>
         <w:jc w:val="both"/>
         <w:rPr>
-          <w:rFonts w:eastAsia="Times New Roman"/>
-          <w:color w:val="auto"/>
           <w:lang w:val="ru-RU"/>
         </w:rPr>
       </w:pPr>
@@ -3582,36 +3823,134 @@
     </w:p>
     <w:p>
       <w:pPr>
-        <w:rPr>
-          <w:rFonts w:eastAsia="Times New Roman"/>
-          <w:lang w:val="ru-RU"/>
-        </w:rPr>
-      </w:pPr>
-      <w:r>
-        <w:rPr>
-          <w:rFonts w:eastAsia="Times New Roman"/>
-          <w:lang w:val="ru-RU"/>
-        </w:rPr>
-        <w:br w:type="page"/>
-      </w:r>
-    </w:p>
-    <w:p>
-      <w:pPr>
         <w:spacing w:after="0" w:line="360" w:lineRule="auto"/>
         <w:ind w:firstLine="709"/>
         <w:jc w:val="both"/>
         <w:rPr>
-          <w:lang w:val="ru-RU"/>
-        </w:rPr>
-      </w:pPr>
+          <w:rFonts w:eastAsia="Times New Roman"/>
+          <w:color w:val="auto"/>
+          <w:lang w:val="ru-RU"/>
+        </w:rPr>
+      </w:pPr>
+      <w:r>
+        <w:rPr>
+          <w:rFonts w:eastAsia="Times New Roman"/>
+          <w:color w:val="auto"/>
+          <w:lang w:val="ru-RU"/>
+        </w:rPr>
+        <w:t xml:space="preserve">6. </w:t>
+      </w:r>
+      <w:r>
+        <w:rPr>
+          <w:rFonts w:eastAsia="Times New Roman"/>
+          <w:color w:val="auto"/>
+        </w:rPr>
+        <w:t>ChatGPT</w:t>
+      </w:r>
+      <w:r>
+        <w:rPr>
+          <w:rFonts w:eastAsia="Times New Roman"/>
+          <w:color w:val="auto"/>
+          <w:lang w:val="ru-RU"/>
+        </w:rPr>
+        <w:t xml:space="preserve"> 5.5 </w:t>
+      </w:r>
+      <w:r>
+        <w:rPr>
+          <w:rFonts w:eastAsia="Times New Roman"/>
+          <w:color w:val="auto"/>
+        </w:rPr>
+        <w:t>in</w:t>
+      </w:r>
+      <w:r>
+        <w:rPr>
+          <w:rFonts w:eastAsia="Times New Roman"/>
+          <w:color w:val="auto"/>
+          <w:lang w:val="ru-RU"/>
+        </w:rPr>
+        <w:t xml:space="preserve"> </w:t>
+      </w:r>
+      <w:r>
+        <w:rPr>
+          <w:rFonts w:eastAsia="Times New Roman"/>
+          <w:color w:val="auto"/>
+        </w:rPr>
+        <w:t>Codex</w:t>
+      </w:r>
+      <w:r>
+        <w:rPr>
+          <w:rFonts w:eastAsia="Times New Roman"/>
+          <w:color w:val="auto"/>
+          <w:lang w:val="ru-RU"/>
+        </w:rPr>
+        <w:t xml:space="preserve"> — интерактивный разбор по теме </w:t>
+      </w:r>
+      <w:r>
+        <w:rPr>
+          <w:rFonts w:eastAsia="Times New Roman"/>
+          <w:color w:val="auto"/>
+        </w:rPr>
+        <w:t>LLM</w:t>
+      </w:r>
+      <w:r>
+        <w:rPr>
+          <w:rFonts w:eastAsia="Times New Roman"/>
+          <w:color w:val="auto"/>
+          <w:lang w:val="ru-RU"/>
+        </w:rPr>
+        <w:t xml:space="preserve"> и помощь в структурировании материалов практики.</w:t>
+      </w:r>
     </w:p>
     <w:p>
       <w:pPr>
+        <w:spacing w:after="0" w:line="360" w:lineRule="auto"/>
+        <w:ind w:firstLine="709"/>
+        <w:jc w:val="both"/>
+        <w:rPr>
+          <w:rFonts w:eastAsia="Times New Roman"/>
+          <w:color w:val="auto"/>
+          <w:lang w:val="ru-RU"/>
+        </w:rPr>
+      </w:pPr>
+    </w:p>
+    <w:p>
+      <w:pPr>
+        <w:rPr>
+          <w:rFonts w:eastAsia="Times New Roman"/>
+          <w:lang w:val="ru-RU"/>
+        </w:rPr>
+      </w:pPr>
+      <w:r>
+        <w:rPr>
+          <w:rFonts w:eastAsia="Times New Roman"/>
+          <w:lang w:val="ru-RU"/>
+        </w:rPr>
+        <w:br w:type="page"/>
+      </w:r>
+    </w:p>
+    <w:p>
+      <w:pPr>
+        <w:spacing w:after="0" w:line="360" w:lineRule="auto"/>
+        <w:ind w:firstLine="709"/>
+        <w:jc w:val="both"/>
+        <w:rPr>
+          <w:lang w:val="ru-RU"/>
+        </w:rPr>
+      </w:pPr>
+    </w:p>
+    <w:p>
+      <w:pPr>
         <w:pStyle w:val="Heading1"/>
         <w:jc w:val="center"/>
+        <w:rPr>
+          <w:lang w:val="ru-RU"/>
+        </w:rPr>
       </w:pPr>
       <w:bookmarkStart w:id="12" w:name="_Toc230545151"/>
       <w:r>
+        <w:rPr>
+          <w:lang w:val="ru-RU"/>
+        </w:rPr>
         <w:t>ПРИЛОЖЕНИЯ</w:t>
       </w:r>
       <w:bookmarkEnd w:id="12"/>
@@ -3980,6 +4319,173 @@
         <w:proofErr w:type="spellEnd"/>
       </w:hyperlink>
     </w:p>
+    <w:p>
+      <w:pPr>
+        <w:spacing w:after="0" w:line="360" w:lineRule="auto"/>
+        <w:ind w:firstLine="709"/>
+        <w:jc w:val="both"/>
+        <w:rPr>
+          <w:lang w:val="ru-RU"/>
+        </w:rPr>
+      </w:pPr>
+      <w:r>
+        <w:rPr>
+          <w:lang w:val="ru-RU"/>
+        </w:rPr>
+        <w:t xml:space="preserve">Приложение В. Отчёт об ознакомлении с </w:t>
+      </w:r>
+      <w:r>
+        <w:t>LLM</w:t>
+      </w:r>
+      <w:r>
+        <w:rPr>
+          <w:lang w:val="ru-RU"/>
+        </w:rPr>
+        <w:t xml:space="preserve">: </w:t>
+      </w:r>
+      <w:r>
+        <w:t>docs</w:t>
+      </w:r>
+      <w:r>
+        <w:rPr>
+          <w:lang w:val="ru-RU"/>
+        </w:rPr>
+        <w:t>/</w:t>
+      </w:r>
+      <w:proofErr w:type="spellStart"/>
+      <w:r>
+        <w:t>llm</w:t>
+      </w:r>
+      <w:proofErr w:type="spellEnd"/>
+      <w:r>
+        <w:rPr>
+          <w:lang w:val="ru-RU"/>
+        </w:rPr>
+        <w:t>_</w:t>
+      </w:r>
+      <w:r>
+        <w:t>report</w:t>
+      </w:r>
+      <w:r>
+        <w:rPr>
+          <w:lang w:val="ru-RU"/>
+        </w:rPr>
+        <w:t>.</w:t>
+      </w:r>
+      <w:r>
+        <w:t>md</w:t>
+      </w:r>
+      <w:r>
+        <w:rPr>
+          <w:lang w:val="ru-RU"/>
+        </w:rPr>
+        <w:t>.</w:t>
+      </w:r>
+    </w:p>
+    <w:p>
+      <w:pPr>
+        <w:spacing w:after="0" w:line="360" w:lineRule="auto"/>
+        <w:ind w:firstLine="709"/>
+        <w:jc w:val="both"/>
+        <w:rPr>
+          <w:lang w:val="ru-RU"/>
+        </w:rPr>
+      </w:pPr>
+      <w:r>
+        <w:rPr>
+          <w:lang w:val="ru-RU"/>
+        </w:rPr>
+        <w:t xml:space="preserve">Приложение Г. Отчёт о взаимодействии с организацией-партнёром: </w:t>
+      </w:r>
+      <w:r>
+        <w:t>docs</w:t>
+      </w:r>
+      <w:r>
+        <w:rPr>
+          <w:lang w:val="ru-RU"/>
+        </w:rPr>
+        <w:t>/</w:t>
+      </w:r>
+      <w:r>
+        <w:t>partner</w:t>
+      </w:r>
+      <w:r>
+        <w:rPr>
+          <w:lang w:val="ru-RU"/>
+        </w:rPr>
+        <w:t>_</w:t>
+      </w:r>
+      <w:r>
+        <w:t>report</w:t>
+      </w:r>
+      <w:r>
+        <w:rPr>
+          <w:lang w:val="ru-RU"/>
+        </w:rPr>
+        <w:t>.</w:t>
+      </w:r>
+      <w:r>
+        <w:t>md</w:t>
+      </w:r>
+      <w:r>
+        <w:rPr>
+          <w:lang w:val="ru-RU"/>
+        </w:rPr>
+        <w:t>.</w:t>
+      </w:r>
+    </w:p>
+    <w:p>
+      <w:pPr>
+        <w:spacing w:after="0" w:line="360" w:lineRule="auto"/>
+        <w:ind w:firstLine="709"/>
+        <w:jc w:val="both"/>
+        <w:rPr>
+          <w:lang w:val="ru-RU"/>
+        </w:rPr>
+      </w:pPr>
+      <w:r>
+        <w:rPr>
+          <w:lang w:val="ru-RU"/>
+        </w:rPr>
+        <w:t xml:space="preserve">Приложение Д. Фотографии с бизнес-тренинга </w:t>
+      </w:r>
+      <w:r>
+        <w:t>Startup</w:t>
+      </w:r>
+      <w:r>
+        <w:rPr>
+          <w:lang w:val="ru-RU"/>
+        </w:rPr>
+        <w:t xml:space="preserve"> </w:t>
+      </w:r>
+      <w:r>
+        <w:t>Hub</w:t>
+      </w:r>
+      <w:r>
+        <w:rPr>
+          <w:lang w:val="ru-RU"/>
+        </w:rPr>
+        <w:t xml:space="preserve">: </w:t>
+      </w:r>
+      <w:r>
+        <w:t>docs</w:t>
+      </w:r>
+      <w:r>
+        <w:rPr>
+          <w:lang w:val="ru-RU"/>
+        </w:rPr>
+        <w:t>/</w:t>
+      </w:r>
+      <w:r>
+        <w:t>images</w:t>
+      </w:r>
+      <w:r>
+        <w:rPr>
+          <w:lang w:val="ru-RU"/>
+        </w:rPr>
+        <w:t>/.</w:t>
+      </w:r>
+    </w:p>
     <w:sectPr>
       <w:footerReference w:type="default" r:id="rId15"/>
       <w:pgSz w:w="12240" w:h="15840"/>
@@ -4263,9 +4769,122 @@
     </w:lvl>
   </w:abstractNum>
   <w:abstractNum w:abstractNumId="9" w15:restartNumberingAfterBreak="0">
+    <w:nsid w:val="4CA0563E"/>
+    <w:multiLevelType w:val="hybridMultilevel"/>
+    <w:tmpl w:val="1BDE555A"/>
+    <w:lvl w:ilvl="0" w:tplc="04190001">
+      <w:start w:val="1"/>
+      <w:numFmt w:val="bullet"/>
+      <w:lvlText w:val=""/>
+      <w:lvlJc w:val="left"/>
+      <w:pPr>
+        <w:ind w:left="720" w:hanging="360"/>
+      </w:pPr>
+      <w:rPr>
+        <w:rFonts w:ascii="Symbol" w:hAnsi="Symbol" w:hint="default"/>
+      </w:rPr>
+    </w:lvl>
+    <w:lvl w:ilvl="1" w:tplc="04190003">
+      <w:start w:val="1"/>
+      <w:numFmt w:val="bullet"/>
+      <w:lvlText w:val="o"/>
+      <w:lvlJc w:val="left"/>
+      <w:pPr>
+        <w:ind w:left="1440" w:hanging="360"/>
+      </w:pPr>
+      <w:rPr>
+        <w:rFonts w:ascii="Courier New" w:hAnsi="Courier New" w:cs="Courier New" w:hint="default"/>
+      </w:rPr>
+    </w:lvl>
+    <w:lvl w:ilvl="2" w:tplc="04190005" w:tentative="1">
+      <w:start w:val="1"/>
+      <w:numFmt w:val="bullet"/>
+      <w:lvlText w:val=""/>
+      <w:lvlJc w:val="left"/>
+      <w:pPr>
+        <w:ind w:left="2160" w:hanging="360"/>
+      </w:pPr>
+      <w:rPr>
+        <w:rFonts w:ascii="Wingdings" w:hAnsi="Wingdings" w:hint="default"/>
+      </w:rPr>
+    </w:lvl>
+    <w:lvl w:ilvl="3" w:tplc="04190001" w:tentative="1">
+      <w:start w:val="1"/>
+      <w:numFmt w:val="bullet"/>
+      <w:lvlText w:val=""/>
+      <w:lvlJc w:val="left"/>
+      <w:pPr>
+        <w:ind w:left="2880" w:hanging="360"/>
+      </w:pPr>
+      <w:rPr>
+        <w:rFonts w:ascii="Symbol" w:hAnsi="Symbol" w:hint="default"/>
+      </w:rPr>
+    </w:lvl>
+    <w:lvl w:ilvl="4" w:tplc="04190003" w:tentative="1">
+      <w:start w:val="1"/>
+      <w:numFmt w:val="bullet"/>
+      <w:lvlText w:val="o"/>
+      <w:lvlJc w:val="left"/>
+      <w:pPr>
+        <w:ind w:left="3600" w:hanging="360"/>
+      </w:pPr>
+      <w:rPr>
+        <w:rFonts w:ascii="Courier New" w:hAnsi="Courier New" w:cs="Courier New" w:hint="default"/>
+      </w:rPr>
+    </w:lvl>
+    <w:lvl w:ilvl="5" w:tplc="04190005" w:tentative="1">
+      <w:start w:val="1"/>
+      <w:numFmt w:val="bullet"/>
+      <w:lvlText w:val=""/>
+      <w:lvlJc w:val="left"/>
+      <w:pPr>
+        <w:ind w:left="4320" w:hanging="360"/>
+      </w:pPr>
+      <w:rPr>
+        <w:rFonts w:ascii="Wingdings" w:hAnsi="Wingdings" w:hint="default"/>
+      </w:rPr>
+    </w:lvl>
+    <w:lvl w:ilvl="6" w:tplc="04190001" w:tentative="1">
+      <w:start w:val="1"/>
+      <w:numFmt w:val="bullet"/>
+      <w:lvlText w:val=""/>
+      <w:lvlJc w:val="left"/>
+      <w:pPr>
+        <w:ind w:left="5040" w:hanging="360"/>
+      </w:pPr>
+      <w:rPr>
+        <w:rFonts w:ascii="Symbol" w:hAnsi="Symbol" w:hint="default"/>
+      </w:rPr>
+    </w:lvl>
+    <w:lvl w:ilvl="7" w:tplc="04190003" w:tentative="1">
+      <w:start w:val="1"/>
+      <w:numFmt w:val="bullet"/>
+      <w:lvlText w:val="o"/>
+      <w:lvlJc w:val="left"/>
+      <w:pPr>
+        <w:ind w:left="5760" w:hanging="360"/>
+      </w:pPr>
+      <w:rPr>
+        <w:rFonts w:ascii="Courier New" w:hAnsi="Courier New" w:cs="Courier New" w:hint="default"/>
+      </w:rPr>
+    </w:lvl>
+    <w:lvl w:ilvl="8" w:tplc="04190005" w:tentative="1">
+      <w:start w:val="1"/>
+      <w:numFmt w:val="bullet"/>
+      <w:lvlText w:val=""/>
+      <w:lvlJc w:val="left"/>
+      <w:pPr>
+        <w:ind w:left="6480" w:hanging="360"/>
+      </w:pPr>
+      <w:rPr>
+        <w:rFonts w:ascii="Wingdings" w:hAnsi="Wingdings" w:hint="default"/>
+      </w:rPr>
+    </w:lvl>
+  </w:abstractNum>
+  <w:abstractNum w:abstractNumId="10" w15:restartNumberingAfterBreak="0">
     <w:nsid w:val="716500AE"/>
     <w:multiLevelType w:val="hybridMultilevel"/>
-    <w:tmpl w:val="64E41EEA"/>
+    <w:tmpl w:val="58D0BC04"/>
     <w:lvl w:ilvl="0" w:tplc="04190001">
       <w:start w:val="1"/>
       <w:numFmt w:val="bullet"/>
@@ -4375,7 +4994,7 @@
       </w:rPr>
     </w:lvl>
   </w:abstractNum>
-  <w:abstractNum w:abstractNumId="10" w15:restartNumberingAfterBreak="0">
+  <w:abstractNum w:abstractNumId="11" w15:restartNumberingAfterBreak="0">
     <w:nsid w:val="779B43C7"/>
     <w:multiLevelType w:val="hybridMultilevel"/>
     <w:tmpl w:val="E9BEBFCA"/>
@@ -4516,9 +5135,12 @@
     <w:abstractNumId w:val="0"/>
   </w:num>
   <w:num w:numId="10" w16cid:durableId="116604591">
+    <w:abstractNumId w:val="11"/>
+  </w:num>
+  <w:num w:numId="11" w16cid:durableId="318078443">
     <w:abstractNumId w:val="10"/>
   </w:num>
-  <w:num w:numId="11" w16cid:durableId="318078443">
+  <w:num w:numId="12" w16cid:durableId="402876548">
     <w:abstractNumId w:val="9"/>
   </w:num>
 </w:numbering>
@@ -5018,7 +5640,6 @@
     <w:next w:val="Normal"/>
     <w:link w:val="Heading5Char"/>
     <w:uiPriority w:val="9"/>
-    <w:semiHidden/>
     <w:unhideWhenUsed/>
     <w:qFormat/>
     <w:rsid w:val="00FC693F"/>
@@ -5039,7 +5660,6 @@
     <w:next w:val="Normal"/>
     <w:link w:val="Heading6Char"/>
     <w:uiPriority w:val="9"/>
-    <w:semiHidden/>
     <w:unhideWhenUsed/>
     <w:qFormat/>
     <w:rsid w:val="00FC693F"/>
@@ -5625,7 +6245,6 @@
     <w:basedOn w:val="DefaultParagraphFont"/>
     <w:link w:val="Heading5"/>
     <w:uiPriority w:val="9"/>
-    <w:semiHidden/>
     <w:rsid w:val="00FC693F"/>
     <w:rPr>
       <w:rFonts w:asciiTheme="majorHAnsi" w:eastAsiaTheme="majorEastAsia" w:hAnsiTheme="majorHAnsi" w:cstheme="majorBidi"/>
@@ -5637,7 +6256,6 @@
     <w:basedOn w:val="DefaultParagraphFont"/>
     <w:link w:val="Heading6"/>
     <w:uiPriority w:val="9"/>
-    <w:semiHidden/>
     <w:rsid w:val="00FC693F"/>
     <w:rPr>
       <w:rFonts w:asciiTheme="majorHAnsi" w:eastAsiaTheme="majorEastAsia" w:hAnsiTheme="majorHAnsi" w:cstheme="majorBidi"/>
